--- a/flow/20230914_vu_template/drafts/2024-11-u/06-СР-Павла.docx
+++ b/flow/20230914_vu_template/drafts/2024-11-u/06-СР-Павла.docx
@@ -10139,12 +10139,8 @@
     </w:p>
     <w:p>
       <w:pPr>
-        <w:spacing w:after="120"/>
-        <w:rPr>
-          <w:rFonts w:ascii="Times New Roman" w:hAnsi="Times New Roman"/>
-          <w:sz w:val="24"/>
-          <w:szCs w:val="24"/>
-        </w:rPr>
+        <w:pStyle w:val="Normal"/>
+        <w:spacing w:after="120"/>
       </w:pPr>
       <w:r>
         <w:rPr>
@@ -10152,15 +10148,24 @@
           <w:b/>
           <w:color w:val="000000"/>
           <w:sz w:val="24"/>
-          <w:szCs w:val="24"/>
-        </w:rPr>
-        <w:t>Го</w:t>
-      </w:r>
-      <w:r>
-        <w:rPr>
-          <w:rFonts w:ascii="Times New Roman" w:hAnsi="Times New Roman"/>
-          <w:sz w:val="24"/>
-          <w:szCs w:val="24"/>
+        </w:rPr>
+        <w:t xml:space="preserve">Го́споди, взива́ю я до Те́бе, ви́слухай мене́.* </w:t>
+      </w:r>
+      <w:r>
+        <w:rPr>
+          <w:rFonts w:ascii="Times New Roman" w:hAnsi="Times New Roman"/>
+          <w:b/>
+          <w:color w:val="000000"/>
+          <w:sz w:val="24"/>
+        </w:rPr>
+        <w:t>Ви</w:t>
+      </w:r>
+      <w:r>
+        <w:rPr>
+          <w:rFonts w:ascii="Times New Roman" w:hAnsi="Times New Roman"/>
+          <w:b/>
+          <w:color w:val="000000"/>
+          <w:sz w:val="24"/>
         </w:rPr>
         <w:t>́</w:t>
       </w:r>
@@ -10170,15 +10175,69 @@
           <w:b/>
           <w:color w:val="000000"/>
           <w:sz w:val="24"/>
-          <w:szCs w:val="24"/>
+        </w:rPr>
+        <w:t>слухай мене</w:t>
+      </w:r>
+      <w:r>
+        <w:rPr>
+          <w:rFonts w:ascii="Times New Roman" w:hAnsi="Times New Roman"/>
+          <w:b/>
+          <w:color w:val="000000"/>
+          <w:sz w:val="24"/>
+        </w:rPr>
+        <w:t>́</w:t>
+      </w:r>
+      <w:r>
+        <w:rPr>
+          <w:rFonts w:ascii="Times New Roman" w:hAnsi="Times New Roman"/>
+          <w:b/>
+          <w:color w:val="000000"/>
+          <w:sz w:val="24"/>
+        </w:rPr>
+        <w:t>, Го</w:t>
+      </w:r>
+      <w:r>
+        <w:rPr>
+          <w:rFonts w:ascii="Times New Roman" w:hAnsi="Times New Roman"/>
+          <w:b/>
+          <w:color w:val="000000"/>
+          <w:sz w:val="24"/>
+        </w:rPr>
+        <w:t>́</w:t>
+      </w:r>
+      <w:r>
+        <w:rPr>
+          <w:rFonts w:ascii="Times New Roman" w:hAnsi="Times New Roman"/>
+          <w:b/>
+          <w:color w:val="000000"/>
+          <w:sz w:val="24"/>
+        </w:rPr>
+        <w:t>споди.* Го</w:t>
+      </w:r>
+      <w:r>
+        <w:rPr>
+          <w:rFonts w:ascii="Times New Roman" w:hAnsi="Times New Roman"/>
+          <w:b/>
+          <w:color w:val="000000"/>
+          <w:sz w:val="24"/>
+        </w:rPr>
+        <w:t>́</w:t>
+      </w:r>
+      <w:r>
+        <w:rPr>
+          <w:rFonts w:ascii="Times New Roman" w:hAnsi="Times New Roman"/>
+          <w:b/>
+          <w:color w:val="000000"/>
+          <w:sz w:val="24"/>
         </w:rPr>
         <w:t>споди, взива</w:t>
       </w:r>
       <w:r>
         <w:rPr>
           <w:rFonts w:ascii="Times New Roman" w:hAnsi="Times New Roman"/>
-          <w:sz w:val="24"/>
-          <w:szCs w:val="24"/>
+          <w:b/>
+          <w:color w:val="000000"/>
+          <w:sz w:val="24"/>
         </w:rPr>
         <w:t>́</w:t>
       </w:r>
@@ -10188,15 +10247,15 @@
           <w:b/>
           <w:color w:val="000000"/>
           <w:sz w:val="24"/>
-          <w:szCs w:val="24"/>
         </w:rPr>
         <w:t>ю я до Те</w:t>
       </w:r>
       <w:r>
         <w:rPr>
           <w:rFonts w:ascii="Times New Roman" w:hAnsi="Times New Roman"/>
-          <w:sz w:val="24"/>
-          <w:szCs w:val="24"/>
+          <w:b/>
+          <w:color w:val="000000"/>
+          <w:sz w:val="24"/>
         </w:rPr>
         <w:t>́</w:t>
       </w:r>
@@ -10206,15 +10265,15 @@
           <w:b/>
           <w:color w:val="000000"/>
           <w:sz w:val="24"/>
-          <w:szCs w:val="24"/>
         </w:rPr>
         <w:t>бе, ви</w:t>
       </w:r>
       <w:r>
         <w:rPr>
           <w:rFonts w:ascii="Times New Roman" w:hAnsi="Times New Roman"/>
-          <w:sz w:val="24"/>
-          <w:szCs w:val="24"/>
+          <w:b/>
+          <w:color w:val="000000"/>
+          <w:sz w:val="24"/>
         </w:rPr>
         <w:t>́</w:t>
       </w:r>
@@ -10224,15 +10283,15 @@
           <w:b/>
           <w:color w:val="000000"/>
           <w:sz w:val="24"/>
-          <w:szCs w:val="24"/>
         </w:rPr>
         <w:t>слухай мене</w:t>
       </w:r>
       <w:r>
         <w:rPr>
           <w:rFonts w:ascii="Times New Roman" w:hAnsi="Times New Roman"/>
-          <w:sz w:val="24"/>
-          <w:szCs w:val="24"/>
+          <w:b/>
+          <w:color w:val="000000"/>
+          <w:sz w:val="24"/>
         </w:rPr>
         <w:t>́</w:t>
       </w:r>
@@ -10242,15 +10301,15 @@
           <w:b/>
           <w:color w:val="000000"/>
           <w:sz w:val="24"/>
-          <w:szCs w:val="24"/>
-        </w:rPr>
-        <w:t>.* Ви</w:t>
-      </w:r>
-      <w:r>
-        <w:rPr>
-          <w:rFonts w:ascii="Times New Roman" w:hAnsi="Times New Roman"/>
-          <w:sz w:val="24"/>
-          <w:szCs w:val="24"/>
+        </w:rPr>
+        <w:t>.* Почу</w:t>
+      </w:r>
+      <w:r>
+        <w:rPr>
+          <w:rFonts w:ascii="Times New Roman" w:hAnsi="Times New Roman"/>
+          <w:b/>
+          <w:color w:val="000000"/>
+          <w:sz w:val="24"/>
         </w:rPr>
         <w:t>́</w:t>
       </w:r>
@@ -10260,15 +10319,15 @@
           <w:b/>
           <w:color w:val="000000"/>
           <w:sz w:val="24"/>
-          <w:szCs w:val="24"/>
-        </w:rPr>
-        <w:t>слухай мене, Го</w:t>
-      </w:r>
-      <w:r>
-        <w:rPr>
-          <w:rFonts w:ascii="Times New Roman" w:hAnsi="Times New Roman"/>
-          <w:sz w:val="24"/>
-          <w:szCs w:val="24"/>
+        </w:rPr>
+        <w:t>й го</w:t>
+      </w:r>
+      <w:r>
+        <w:rPr>
+          <w:rFonts w:ascii="Times New Roman" w:hAnsi="Times New Roman"/>
+          <w:b/>
+          <w:color w:val="000000"/>
+          <w:sz w:val="24"/>
         </w:rPr>
         <w:t>́</w:t>
       </w:r>
@@ -10278,15 +10337,15 @@
           <w:b/>
           <w:color w:val="000000"/>
           <w:sz w:val="24"/>
-          <w:szCs w:val="24"/>
-        </w:rPr>
-        <w:t>споди.* Го</w:t>
-      </w:r>
-      <w:r>
-        <w:rPr>
-          <w:rFonts w:ascii="Times New Roman" w:hAnsi="Times New Roman"/>
-          <w:sz w:val="24"/>
-          <w:szCs w:val="24"/>
+        </w:rPr>
+        <w:t>лос молі</w:t>
+      </w:r>
+      <w:r>
+        <w:rPr>
+          <w:rFonts w:ascii="Times New Roman" w:hAnsi="Times New Roman"/>
+          <w:b/>
+          <w:color w:val="000000"/>
+          <w:sz w:val="24"/>
         </w:rPr>
         <w:t>́</w:t>
       </w:r>
@@ -10296,15 +10355,15 @@
           <w:b/>
           <w:color w:val="000000"/>
           <w:sz w:val="24"/>
-          <w:szCs w:val="24"/>
-        </w:rPr>
-        <w:t>споди, взива</w:t>
-      </w:r>
-      <w:r>
-        <w:rPr>
-          <w:rFonts w:ascii="Times New Roman" w:hAnsi="Times New Roman"/>
-          <w:sz w:val="24"/>
-          <w:szCs w:val="24"/>
+        </w:rPr>
+        <w:t>ння мого</w:t>
+      </w:r>
+      <w:r>
+        <w:rPr>
+          <w:rFonts w:ascii="Times New Roman" w:hAnsi="Times New Roman"/>
+          <w:b/>
+          <w:color w:val="000000"/>
+          <w:sz w:val="24"/>
         </w:rPr>
         <w:t>́</w:t>
       </w:r>
@@ -10314,15 +10373,15 @@
           <w:b/>
           <w:color w:val="000000"/>
           <w:sz w:val="24"/>
-          <w:szCs w:val="24"/>
-        </w:rPr>
-        <w:t>ю я до Те</w:t>
-      </w:r>
-      <w:r>
-        <w:rPr>
-          <w:rFonts w:ascii="Times New Roman" w:hAnsi="Times New Roman"/>
-          <w:sz w:val="24"/>
-          <w:szCs w:val="24"/>
+        </w:rPr>
+        <w:t>,* коли</w:t>
+      </w:r>
+      <w:r>
+        <w:rPr>
+          <w:rFonts w:ascii="Times New Roman" w:hAnsi="Times New Roman"/>
+          <w:b/>
+          <w:color w:val="000000"/>
+          <w:sz w:val="24"/>
         </w:rPr>
         <w:t>́</w:t>
       </w:r>
@@ -10332,15 +10391,15 @@
           <w:b/>
           <w:color w:val="000000"/>
           <w:sz w:val="24"/>
-          <w:szCs w:val="24"/>
-        </w:rPr>
-        <w:t>бе, ви</w:t>
-      </w:r>
-      <w:r>
-        <w:rPr>
-          <w:rFonts w:ascii="Times New Roman" w:hAnsi="Times New Roman"/>
-          <w:sz w:val="24"/>
-          <w:szCs w:val="24"/>
+        </w:rPr>
+        <w:t xml:space="preserve"> взива</w:t>
+      </w:r>
+      <w:r>
+        <w:rPr>
+          <w:rFonts w:ascii="Times New Roman" w:hAnsi="Times New Roman"/>
+          <w:b/>
+          <w:color w:val="000000"/>
+          <w:sz w:val="24"/>
         </w:rPr>
         <w:t>́</w:t>
       </w:r>
@@ -10350,15 +10409,51 @@
           <w:b/>
           <w:color w:val="000000"/>
           <w:sz w:val="24"/>
-          <w:szCs w:val="24"/>
+        </w:rPr>
+        <w:t>ю до Те</w:t>
+      </w:r>
+      <w:r>
+        <w:rPr>
+          <w:rFonts w:ascii="Times New Roman" w:hAnsi="Times New Roman"/>
+          <w:b/>
+          <w:color w:val="000000"/>
+          <w:sz w:val="24"/>
+        </w:rPr>
+        <w:t>́</w:t>
+      </w:r>
+      <w:r>
+        <w:rPr>
+          <w:rFonts w:ascii="Times New Roman" w:hAnsi="Times New Roman"/>
+          <w:b/>
+          <w:color w:val="000000"/>
+          <w:sz w:val="24"/>
+        </w:rPr>
+        <w:t>бе.* Ви</w:t>
+      </w:r>
+      <w:r>
+        <w:rPr>
+          <w:rFonts w:ascii="Times New Roman" w:hAnsi="Times New Roman"/>
+          <w:b/>
+          <w:color w:val="000000"/>
+          <w:sz w:val="24"/>
+        </w:rPr>
+        <w:t>́</w:t>
+      </w:r>
+      <w:r>
+        <w:rPr>
+          <w:rFonts w:ascii="Times New Roman" w:hAnsi="Times New Roman"/>
+          <w:b/>
+          <w:color w:val="000000"/>
+          <w:sz w:val="24"/>
         </w:rPr>
         <w:t>слухай мене</w:t>
       </w:r>
       <w:r>
         <w:rPr>
           <w:rFonts w:ascii="Times New Roman" w:hAnsi="Times New Roman"/>
-          <w:sz w:val="24"/>
-          <w:szCs w:val="24"/>
+          <w:b/>
+          <w:color w:val="000000"/>
+          <w:sz w:val="24"/>
         </w:rPr>
         <w:t>́</w:t>
       </w:r>
@@ -10368,15 +10463,15 @@
           <w:b/>
           <w:color w:val="000000"/>
           <w:sz w:val="24"/>
-          <w:szCs w:val="24"/>
-        </w:rPr>
-        <w:t>.* Почу</w:t>
-      </w:r>
-      <w:r>
-        <w:rPr>
-          <w:rFonts w:ascii="Times New Roman" w:hAnsi="Times New Roman"/>
-          <w:sz w:val="24"/>
-          <w:szCs w:val="24"/>
+        </w:rPr>
+        <w:t>, Го</w:t>
+      </w:r>
+      <w:r>
+        <w:rPr>
+          <w:rFonts w:ascii="Times New Roman" w:hAnsi="Times New Roman"/>
+          <w:b/>
+          <w:color w:val="000000"/>
+          <w:sz w:val="24"/>
         </w:rPr>
         <w:t>́</w:t>
       </w:r>
@@ -10386,15 +10481,30 @@
           <w:b/>
           <w:color w:val="000000"/>
           <w:sz w:val="24"/>
-          <w:szCs w:val="24"/>
-        </w:rPr>
-        <w:t>й го</w:t>
-      </w:r>
-      <w:r>
-        <w:rPr>
-          <w:rFonts w:ascii="Times New Roman" w:hAnsi="Times New Roman"/>
-          <w:sz w:val="24"/>
-          <w:szCs w:val="24"/>
+        </w:rPr>
+        <w:t>споди.</w:t>
+      </w:r>
+    </w:p>
+    <w:p>
+      <w:pPr>
+        <w:pStyle w:val="Normal"/>
+        <w:spacing w:after="120"/>
+      </w:pPr>
+      <w:r>
+        <w:rPr>
+          <w:rFonts w:ascii="Times New Roman" w:hAnsi="Times New Roman"/>
+          <w:b/>
+          <w:color w:val="000000"/>
+          <w:sz w:val="24"/>
+        </w:rPr>
+        <w:t>Неха</w:t>
+      </w:r>
+      <w:r>
+        <w:rPr>
+          <w:rFonts w:ascii="Times New Roman" w:hAnsi="Times New Roman"/>
+          <w:b/>
+          <w:color w:val="000000"/>
+          <w:sz w:val="24"/>
         </w:rPr>
         <w:t>́</w:t>
       </w:r>
@@ -10404,15 +10514,15 @@
           <w:b/>
           <w:color w:val="000000"/>
           <w:sz w:val="24"/>
-          <w:szCs w:val="24"/>
-        </w:rPr>
-        <w:t>лос молі</w:t>
-      </w:r>
-      <w:r>
-        <w:rPr>
-          <w:rFonts w:ascii="Times New Roman" w:hAnsi="Times New Roman"/>
-          <w:sz w:val="24"/>
-          <w:szCs w:val="24"/>
+        </w:rPr>
+        <w:t>й піднесе</w:t>
+      </w:r>
+      <w:r>
+        <w:rPr>
+          <w:rFonts w:ascii="Times New Roman" w:hAnsi="Times New Roman"/>
+          <w:b/>
+          <w:color w:val="000000"/>
+          <w:sz w:val="24"/>
         </w:rPr>
         <w:t>́</w:t>
       </w:r>
@@ -10422,15 +10532,15 @@
           <w:b/>
           <w:color w:val="000000"/>
           <w:sz w:val="24"/>
-          <w:szCs w:val="24"/>
-        </w:rPr>
-        <w:t>ння мого</w:t>
-      </w:r>
-      <w:r>
-        <w:rPr>
-          <w:rFonts w:ascii="Times New Roman" w:hAnsi="Times New Roman"/>
-          <w:sz w:val="24"/>
-          <w:szCs w:val="24"/>
+        </w:rPr>
+        <w:t>ться моли</w:t>
+      </w:r>
+      <w:r>
+        <w:rPr>
+          <w:rFonts w:ascii="Times New Roman" w:hAnsi="Times New Roman"/>
+          <w:b/>
+          <w:color w:val="000000"/>
+          <w:sz w:val="24"/>
         </w:rPr>
         <w:t>́</w:t>
       </w:r>
@@ -10440,15 +10550,15 @@
           <w:b/>
           <w:color w:val="000000"/>
           <w:sz w:val="24"/>
-          <w:szCs w:val="24"/>
-        </w:rPr>
-        <w:t>,* коли</w:t>
-      </w:r>
-      <w:r>
-        <w:rPr>
-          <w:rFonts w:ascii="Times New Roman" w:hAnsi="Times New Roman"/>
-          <w:sz w:val="24"/>
-          <w:szCs w:val="24"/>
+        </w:rPr>
+        <w:t>тва моя</w:t>
+      </w:r>
+      <w:r>
+        <w:rPr>
+          <w:rFonts w:ascii="Times New Roman" w:hAnsi="Times New Roman"/>
+          <w:b/>
+          <w:color w:val="000000"/>
+          <w:sz w:val="24"/>
         </w:rPr>
         <w:t>́</w:t>
       </w:r>
@@ -10458,15 +10568,15 @@
           <w:b/>
           <w:color w:val="000000"/>
           <w:sz w:val="24"/>
-          <w:szCs w:val="24"/>
-        </w:rPr>
-        <w:t xml:space="preserve"> взива</w:t>
-      </w:r>
-      <w:r>
-        <w:rPr>
-          <w:rFonts w:ascii="Times New Roman" w:hAnsi="Times New Roman"/>
-          <w:sz w:val="24"/>
-          <w:szCs w:val="24"/>
+        </w:rPr>
+        <w:t>,* мов кади</w:t>
+      </w:r>
+      <w:r>
+        <w:rPr>
+          <w:rFonts w:ascii="Times New Roman" w:hAnsi="Times New Roman"/>
+          <w:b/>
+          <w:color w:val="000000"/>
+          <w:sz w:val="24"/>
         </w:rPr>
         <w:t>́</w:t>
       </w:r>
@@ -10476,15 +10586,15 @@
           <w:b/>
           <w:color w:val="000000"/>
           <w:sz w:val="24"/>
-          <w:szCs w:val="24"/>
-        </w:rPr>
-        <w:t>ю до Те</w:t>
-      </w:r>
-      <w:r>
-        <w:rPr>
-          <w:rFonts w:ascii="Times New Roman" w:hAnsi="Times New Roman"/>
-          <w:sz w:val="24"/>
-          <w:szCs w:val="24"/>
+        </w:rPr>
+        <w:t>ло пе</w:t>
+      </w:r>
+      <w:r>
+        <w:rPr>
+          <w:rFonts w:ascii="Times New Roman" w:hAnsi="Times New Roman"/>
+          <w:b/>
+          <w:color w:val="000000"/>
+          <w:sz w:val="24"/>
         </w:rPr>
         <w:t>́</w:t>
       </w:r>
@@ -10494,15 +10604,15 @@
           <w:b/>
           <w:color w:val="000000"/>
           <w:sz w:val="24"/>
-          <w:szCs w:val="24"/>
-        </w:rPr>
-        <w:t>бе.* Ви</w:t>
-      </w:r>
-      <w:r>
-        <w:rPr>
-          <w:rFonts w:ascii="Times New Roman" w:hAnsi="Times New Roman"/>
-          <w:sz w:val="24"/>
-          <w:szCs w:val="24"/>
+        </w:rPr>
+        <w:t>ред Тобо</w:t>
+      </w:r>
+      <w:r>
+        <w:rPr>
+          <w:rFonts w:ascii="Times New Roman" w:hAnsi="Times New Roman"/>
+          <w:b/>
+          <w:color w:val="000000"/>
+          <w:sz w:val="24"/>
         </w:rPr>
         <w:t>́</w:t>
       </w:r>
@@ -10512,15 +10622,114 @@
           <w:b/>
           <w:color w:val="000000"/>
           <w:sz w:val="24"/>
-          <w:szCs w:val="24"/>
+        </w:rPr>
+        <w:t>ю;* підно</w:t>
+      </w:r>
+      <w:r>
+        <w:rPr>
+          <w:rFonts w:ascii="Times New Roman" w:hAnsi="Times New Roman"/>
+          <w:b/>
+          <w:color w:val="000000"/>
+          <w:sz w:val="24"/>
+        </w:rPr>
+        <w:t>́</w:t>
+      </w:r>
+      <w:r>
+        <w:rPr>
+          <w:rFonts w:ascii="Times New Roman" w:hAnsi="Times New Roman"/>
+          <w:b/>
+          <w:color w:val="000000"/>
+          <w:sz w:val="24"/>
+        </w:rPr>
+        <w:t>шення рук мої</w:t>
+      </w:r>
+      <w:r>
+        <w:rPr>
+          <w:rFonts w:ascii="Times New Roman" w:hAnsi="Times New Roman"/>
+          <w:b/>
+          <w:color w:val="000000"/>
+          <w:sz w:val="24"/>
+        </w:rPr>
+        <w:t>́</w:t>
+      </w:r>
+      <w:r>
+        <w:rPr>
+          <w:rFonts w:ascii="Times New Roman" w:hAnsi="Times New Roman"/>
+          <w:b/>
+          <w:color w:val="000000"/>
+          <w:sz w:val="24"/>
+        </w:rPr>
+        <w:t>х,* як же</w:t>
+      </w:r>
+      <w:r>
+        <w:rPr>
+          <w:rFonts w:ascii="Times New Roman" w:hAnsi="Times New Roman"/>
+          <w:b/>
+          <w:color w:val="000000"/>
+          <w:sz w:val="24"/>
+        </w:rPr>
+        <w:t>́</w:t>
+      </w:r>
+      <w:r>
+        <w:rPr>
+          <w:rFonts w:ascii="Times New Roman" w:hAnsi="Times New Roman"/>
+          <w:b/>
+          <w:color w:val="000000"/>
+          <w:sz w:val="24"/>
+        </w:rPr>
+        <w:t>ртва вечі</w:t>
+      </w:r>
+      <w:r>
+        <w:rPr>
+          <w:rFonts w:ascii="Times New Roman" w:hAnsi="Times New Roman"/>
+          <w:b/>
+          <w:color w:val="000000"/>
+          <w:sz w:val="24"/>
+        </w:rPr>
+        <w:t>́</w:t>
+      </w:r>
+      <w:r>
+        <w:rPr>
+          <w:rFonts w:ascii="Times New Roman" w:hAnsi="Times New Roman"/>
+          <w:b/>
+          <w:color w:val="000000"/>
+          <w:sz w:val="24"/>
+        </w:rPr>
+        <w:t xml:space="preserve">рня.* </w:t>
+      </w:r>
+      <w:r>
+        <w:rPr>
+          <w:rFonts w:ascii="Times New Roman" w:hAnsi="Times New Roman"/>
+          <w:b/>
+          <w:color w:val="000000"/>
+          <w:sz w:val="24"/>
+        </w:rPr>
+        <w:t>Ви</w:t>
+      </w:r>
+      <w:r>
+        <w:rPr>
+          <w:rFonts w:ascii="Times New Roman" w:hAnsi="Times New Roman"/>
+          <w:b/>
+          <w:color w:val="000000"/>
+          <w:sz w:val="24"/>
+        </w:rPr>
+        <w:t>́</w:t>
+      </w:r>
+      <w:r>
+        <w:rPr>
+          <w:rFonts w:ascii="Times New Roman" w:hAnsi="Times New Roman"/>
+          <w:b/>
+          <w:color w:val="000000"/>
+          <w:sz w:val="24"/>
         </w:rPr>
         <w:t>слухай мене</w:t>
       </w:r>
       <w:r>
         <w:rPr>
           <w:rFonts w:ascii="Times New Roman" w:hAnsi="Times New Roman"/>
-          <w:sz w:val="24"/>
-          <w:szCs w:val="24"/>
+          <w:b/>
+          <w:color w:val="000000"/>
+          <w:sz w:val="24"/>
         </w:rPr>
         <w:t>́</w:t>
       </w:r>
@@ -10530,15 +10739,15 @@
           <w:b/>
           <w:color w:val="000000"/>
           <w:sz w:val="24"/>
-          <w:szCs w:val="24"/>
         </w:rPr>
         <w:t>, Го</w:t>
       </w:r>
       <w:r>
         <w:rPr>
           <w:rFonts w:ascii="Times New Roman" w:hAnsi="Times New Roman"/>
-          <w:sz w:val="24"/>
-          <w:szCs w:val="24"/>
+          <w:b/>
+          <w:color w:val="000000"/>
+          <w:sz w:val="24"/>
         </w:rPr>
         <w:t>́</w:t>
       </w:r>
@@ -10548,279 +10757,6 @@
           <w:b/>
           <w:color w:val="000000"/>
           <w:sz w:val="24"/>
-          <w:szCs w:val="24"/>
-        </w:rPr>
-        <w:t>споди.</w:t>
-      </w:r>
-    </w:p>
-    <w:p>
-      <w:pPr>
-        <w:spacing w:after="120"/>
-        <w:rPr>
-          <w:rFonts w:ascii="Times New Roman" w:hAnsi="Times New Roman"/>
-          <w:sz w:val="24"/>
-          <w:szCs w:val="24"/>
-        </w:rPr>
-      </w:pPr>
-      <w:r>
-        <w:rPr>
-          <w:rFonts w:ascii="Times New Roman" w:hAnsi="Times New Roman"/>
-          <w:b/>
-          <w:color w:val="000000"/>
-          <w:sz w:val="24"/>
-          <w:szCs w:val="24"/>
-        </w:rPr>
-        <w:t>Неха</w:t>
-      </w:r>
-      <w:r>
-        <w:rPr>
-          <w:rFonts w:ascii="Times New Roman" w:hAnsi="Times New Roman"/>
-          <w:sz w:val="24"/>
-          <w:szCs w:val="24"/>
-        </w:rPr>
-        <w:t>́</w:t>
-      </w:r>
-      <w:r>
-        <w:rPr>
-          <w:rFonts w:ascii="Times New Roman" w:hAnsi="Times New Roman"/>
-          <w:b/>
-          <w:color w:val="000000"/>
-          <w:sz w:val="24"/>
-          <w:szCs w:val="24"/>
-        </w:rPr>
-        <w:t>й піднесе</w:t>
-      </w:r>
-      <w:r>
-        <w:rPr>
-          <w:rFonts w:ascii="Times New Roman" w:hAnsi="Times New Roman"/>
-          <w:sz w:val="24"/>
-          <w:szCs w:val="24"/>
-        </w:rPr>
-        <w:t>́</w:t>
-      </w:r>
-      <w:r>
-        <w:rPr>
-          <w:rFonts w:ascii="Times New Roman" w:hAnsi="Times New Roman"/>
-          <w:b/>
-          <w:color w:val="000000"/>
-          <w:sz w:val="24"/>
-          <w:szCs w:val="24"/>
-        </w:rPr>
-        <w:t>ться моли</w:t>
-      </w:r>
-      <w:r>
-        <w:rPr>
-          <w:rFonts w:ascii="Times New Roman" w:hAnsi="Times New Roman"/>
-          <w:sz w:val="24"/>
-          <w:szCs w:val="24"/>
-        </w:rPr>
-        <w:t>́</w:t>
-      </w:r>
-      <w:r>
-        <w:rPr>
-          <w:rFonts w:ascii="Times New Roman" w:hAnsi="Times New Roman"/>
-          <w:b/>
-          <w:color w:val="000000"/>
-          <w:sz w:val="24"/>
-          <w:szCs w:val="24"/>
-        </w:rPr>
-        <w:t>тва моя</w:t>
-      </w:r>
-      <w:r>
-        <w:rPr>
-          <w:rFonts w:ascii="Times New Roman" w:hAnsi="Times New Roman"/>
-          <w:sz w:val="24"/>
-          <w:szCs w:val="24"/>
-        </w:rPr>
-        <w:t>́</w:t>
-      </w:r>
-      <w:r>
-        <w:rPr>
-          <w:rFonts w:ascii="Times New Roman" w:hAnsi="Times New Roman"/>
-          <w:b/>
-          <w:color w:val="000000"/>
-          <w:sz w:val="24"/>
-          <w:szCs w:val="24"/>
-        </w:rPr>
-        <w:t>,* мов кади</w:t>
-      </w:r>
-      <w:r>
-        <w:rPr>
-          <w:rFonts w:ascii="Times New Roman" w:hAnsi="Times New Roman"/>
-          <w:sz w:val="24"/>
-          <w:szCs w:val="24"/>
-        </w:rPr>
-        <w:t>́</w:t>
-      </w:r>
-      <w:r>
-        <w:rPr>
-          <w:rFonts w:ascii="Times New Roman" w:hAnsi="Times New Roman"/>
-          <w:b/>
-          <w:color w:val="000000"/>
-          <w:sz w:val="24"/>
-          <w:szCs w:val="24"/>
-        </w:rPr>
-        <w:t>ло пе</w:t>
-      </w:r>
-      <w:r>
-        <w:rPr>
-          <w:rFonts w:ascii="Times New Roman" w:hAnsi="Times New Roman"/>
-          <w:sz w:val="24"/>
-          <w:szCs w:val="24"/>
-        </w:rPr>
-        <w:t>́</w:t>
-      </w:r>
-      <w:r>
-        <w:rPr>
-          <w:rFonts w:ascii="Times New Roman" w:hAnsi="Times New Roman"/>
-          <w:b/>
-          <w:color w:val="000000"/>
-          <w:sz w:val="24"/>
-          <w:szCs w:val="24"/>
-        </w:rPr>
-        <w:t>ред Тобо</w:t>
-      </w:r>
-      <w:r>
-        <w:rPr>
-          <w:rFonts w:ascii="Times New Roman" w:hAnsi="Times New Roman"/>
-          <w:sz w:val="24"/>
-          <w:szCs w:val="24"/>
-        </w:rPr>
-        <w:t>́</w:t>
-      </w:r>
-      <w:r>
-        <w:rPr>
-          <w:rFonts w:ascii="Times New Roman" w:hAnsi="Times New Roman"/>
-          <w:b/>
-          <w:color w:val="000000"/>
-          <w:sz w:val="24"/>
-          <w:szCs w:val="24"/>
-        </w:rPr>
-        <w:t>ю;* підно</w:t>
-      </w:r>
-      <w:r>
-        <w:rPr>
-          <w:rFonts w:ascii="Times New Roman" w:hAnsi="Times New Roman"/>
-          <w:sz w:val="24"/>
-          <w:szCs w:val="24"/>
-        </w:rPr>
-        <w:t>́</w:t>
-      </w:r>
-      <w:r>
-        <w:rPr>
-          <w:rFonts w:ascii="Times New Roman" w:hAnsi="Times New Roman"/>
-          <w:b/>
-          <w:color w:val="000000"/>
-          <w:sz w:val="24"/>
-          <w:szCs w:val="24"/>
-        </w:rPr>
-        <w:t>шення рук мої</w:t>
-      </w:r>
-      <w:r>
-        <w:rPr>
-          <w:rFonts w:ascii="Times New Roman" w:hAnsi="Times New Roman"/>
-          <w:sz w:val="24"/>
-          <w:szCs w:val="24"/>
-        </w:rPr>
-        <w:t>́</w:t>
-      </w:r>
-      <w:r>
-        <w:rPr>
-          <w:rFonts w:ascii="Times New Roman" w:hAnsi="Times New Roman"/>
-          <w:b/>
-          <w:color w:val="000000"/>
-          <w:sz w:val="24"/>
-          <w:szCs w:val="24"/>
-        </w:rPr>
-        <w:t>х,* як же</w:t>
-      </w:r>
-      <w:r>
-        <w:rPr>
-          <w:rFonts w:ascii="Times New Roman" w:hAnsi="Times New Roman"/>
-          <w:sz w:val="24"/>
-          <w:szCs w:val="24"/>
-        </w:rPr>
-        <w:t>́</w:t>
-      </w:r>
-      <w:r>
-        <w:rPr>
-          <w:rFonts w:ascii="Times New Roman" w:hAnsi="Times New Roman"/>
-          <w:b/>
-          <w:color w:val="000000"/>
-          <w:sz w:val="24"/>
-          <w:szCs w:val="24"/>
-        </w:rPr>
-        <w:t>ртва вечі</w:t>
-      </w:r>
-      <w:r>
-        <w:rPr>
-          <w:rFonts w:ascii="Times New Roman" w:hAnsi="Times New Roman"/>
-          <w:sz w:val="24"/>
-          <w:szCs w:val="24"/>
-        </w:rPr>
-        <w:t>́</w:t>
-      </w:r>
-      <w:r>
-        <w:rPr>
-          <w:rFonts w:ascii="Times New Roman" w:hAnsi="Times New Roman"/>
-          <w:b/>
-          <w:color w:val="000000"/>
-          <w:sz w:val="24"/>
-          <w:szCs w:val="24"/>
-        </w:rPr>
-        <w:t>рня.* Ви</w:t>
-      </w:r>
-      <w:r>
-        <w:rPr>
-          <w:rFonts w:ascii="Times New Roman" w:hAnsi="Times New Roman"/>
-          <w:sz w:val="24"/>
-          <w:szCs w:val="24"/>
-        </w:rPr>
-        <w:t>́</w:t>
-      </w:r>
-      <w:r>
-        <w:rPr>
-          <w:rFonts w:ascii="Times New Roman" w:hAnsi="Times New Roman"/>
-          <w:b/>
-          <w:color w:val="000000"/>
-          <w:sz w:val="24"/>
-          <w:szCs w:val="24"/>
-        </w:rPr>
-        <w:t>слухай мене</w:t>
-      </w:r>
-      <w:r>
-        <w:rPr>
-          <w:rFonts w:ascii="Times New Roman" w:hAnsi="Times New Roman"/>
-          <w:sz w:val="24"/>
-          <w:szCs w:val="24"/>
-        </w:rPr>
-        <w:t>́</w:t>
-      </w:r>
-      <w:r>
-        <w:rPr>
-          <w:rFonts w:ascii="Times New Roman" w:hAnsi="Times New Roman"/>
-          <w:b/>
-          <w:color w:val="000000"/>
-          <w:sz w:val="24"/>
-          <w:szCs w:val="24"/>
-        </w:rPr>
-        <w:t>, Го</w:t>
-      </w:r>
-      <w:r>
-        <w:rPr>
-          <w:rFonts w:ascii="Times New Roman" w:hAnsi="Times New Roman"/>
-          <w:sz w:val="24"/>
-          <w:szCs w:val="24"/>
-        </w:rPr>
-        <w:t>́</w:t>
-      </w:r>
-      <w:r>
-        <w:rPr>
-          <w:rFonts w:ascii="Times New Roman" w:hAnsi="Times New Roman"/>
-          <w:b/>
-          <w:color w:val="000000"/>
-          <w:sz w:val="24"/>
-          <w:szCs w:val="24"/>
         </w:rPr>
         <w:t>споди.</w:t>
       </w:r>

--- a/flow/20230914_vu_template/drafts/2024-11-u/06-СР-Павла.docx
+++ b/flow/20230914_vu_template/drafts/2024-11-u/06-СР-Павла.docx
@@ -1895,9 +1895,8 @@
         <w:rPr>
           <w:rFonts w:ascii="Times New Roman" w:hAnsi="Times New Roman"/>
           <w:i/>
-          <w:color w:val="FF0000"/>
-          <w:sz w:val="24"/>
-          <w:szCs w:val="24"/>
+          <w:color w:val="FF4400"/>
+          <w:sz w:val="24"/>
         </w:rPr>
         <w:t>Священник:</w:t>
       </w:r>
@@ -1905,17 +1904,8 @@
         <w:rPr>
           <w:rFonts w:ascii="Times New Roman" w:hAnsi="Times New Roman"/>
           <w:sz w:val="24"/>
-          <w:szCs w:val="24"/>
-        </w:rPr>
-        <w:t xml:space="preserve"> Бо Твоє є царство, і сила, і слава, Отця, і Сина, і Святого Духа, нині, і повсякчас, і на віки віків</w:t>
-      </w:r>
-      <w:r>
-        <w:rPr>
-          <w:rFonts w:ascii="Times New Roman" w:hAnsi="Times New Roman"/>
-          <w:sz w:val="24"/>
-          <w:szCs w:val="24"/>
-        </w:rPr>
-        <w:t>.</w:t>
+        </w:rPr>
+        <w:t xml:space="preserve"> Бо Твоє є царство, і сила, і слава, Отця, і Сина, і Святого Духа, нині, і повсякчас, і на віки віків.</w:t>
       </w:r>
     </w:p>
     <w:p>
@@ -10018,7 +10008,6 @@
           <w:i/>
           <w:color w:val="FF4400"/>
           <w:sz w:val="24"/>
-          <w:szCs w:val="24"/>
         </w:rPr>
         <w:t>Священник:</w:t>
       </w:r>
@@ -10026,17 +10015,8 @@
         <w:rPr>
           <w:rFonts w:ascii="Times New Roman" w:hAnsi="Times New Roman"/>
           <w:sz w:val="24"/>
-          <w:szCs w:val="24"/>
-        </w:rPr>
-        <w:t xml:space="preserve"> Бо Тобі належить усяка слава, честь і пок</w:t>
-      </w:r>
-      <w:r>
-        <w:rPr>
-          <w:rFonts w:ascii="Times New Roman" w:hAnsi="Times New Roman"/>
-          <w:sz w:val="24"/>
-          <w:szCs w:val="24"/>
-        </w:rPr>
-        <w:t>лоніння, Отцю, і Сину, і Святому Духові, нині, і повсякчас, і на віки віків.</w:t>
+        </w:rPr>
+        <w:t xml:space="preserve"> Бо Тобі належить усяка слава, честь і поклоніння, Отцю, і Сину, і Святому Духові, нині, і повсякчас, і на віки віків.</w:t>
       </w:r>
     </w:p>
     <w:p>
@@ -21962,9 +21942,8 @@
         <w:rPr>
           <w:rFonts w:ascii="Times New Roman" w:hAnsi="Times New Roman"/>
           <w:i/>
-          <w:color w:val="FF0000"/>
-          <w:sz w:val="24"/>
-          <w:szCs w:val="24"/>
+          <w:color w:val="FF4400"/>
+          <w:sz w:val="24"/>
         </w:rPr>
         <w:t>Священник:</w:t>
       </w:r>
@@ -21972,7 +21951,6 @@
         <w:rPr>
           <w:rFonts w:ascii="Times New Roman" w:hAnsi="Times New Roman"/>
           <w:sz w:val="24"/>
-          <w:szCs w:val="24"/>
         </w:rPr>
         <w:t xml:space="preserve"> Бо Твоє є царство, і сила, і слава, Отця, і Сина, і Святого Духа, нині, і повсякчас, і на віки віків.</w:t>
       </w:r>
@@ -22496,17 +22474,15 @@
           <w:i/>
           <w:color w:val="FF4400"/>
           <w:sz w:val="24"/>
-          <w:szCs w:val="24"/>
-        </w:rPr>
-        <w:t xml:space="preserve">Священник: </w:t>
-      </w:r>
-      <w:r>
-        <w:rPr>
-          <w:rFonts w:ascii="Times New Roman" w:hAnsi="Times New Roman"/>
-          <w:sz w:val="24"/>
-          <w:szCs w:val="24"/>
-        </w:rPr>
-        <w:t>Бо милостивий і людинолюбний Бог єси, і Тобі славу возсилаємо, Отцю, і Сину, і Святому Духові, нині, і повсякчас, і на віки віків.</w:t>
+        </w:rPr>
+        <w:t>Священник:</w:t>
+      </w:r>
+      <w:r>
+        <w:rPr>
+          <w:rFonts w:ascii="Times New Roman" w:hAnsi="Times New Roman"/>
+          <w:sz w:val="24"/>
+        </w:rPr>
+        <w:t xml:space="preserve"> Бо милостивий і людинолюбний Бог єси, і Тобі славу возсилаємо, Отцю, і Сину, і Святому Духові, нині, і повсякчас, і на віки віків.</w:t>
       </w:r>
     </w:p>
     <w:p>
@@ -22627,19 +22603,47 @@
         <w:rPr>
           <w:rFonts w:ascii="Times New Roman" w:hAnsi="Times New Roman"/>
           <w:i/>
+          <w:color w:val="FF4400"/>
+          <w:sz w:val="24"/>
+        </w:rPr>
+        <w:t>Священник:</w:t>
+      </w:r>
+      <w:r>
+        <w:rPr>
+          <w:rFonts w:ascii="Times New Roman" w:hAnsi="Times New Roman"/>
+          <w:sz w:val="24"/>
+        </w:rPr>
+        <w:t xml:space="preserve"> Сла́ва Тобі́, Хри́сте Бо́же, упова́ння на́ше, сла́ва Тобі́!</w:t>
+      </w:r>
+    </w:p>
+    <w:p>
+      <w:pPr>
+        <w:pStyle w:val="Normal"/>
+        <w:spacing w:after="120"/>
+      </w:pPr>
+      <w:r>
+        <w:rPr>
+          <w:rFonts w:ascii="Times New Roman" w:hAnsi="Times New Roman"/>
+          <w:i/>
           <w:color w:val="FF0000"/>
           <w:sz w:val="24"/>
         </w:rPr>
-        <w:t>Священ</w:t>
-      </w:r>
-      <w:r>
-        <w:rPr>
-          <w:rFonts w:ascii="Times New Roman" w:hAnsi="Times New Roman"/>
-          <w:i/>
+        <w:t>Вірні:</w:t>
+      </w:r>
+      <w:r>
+        <w:rPr>
+          <w:rFonts w:ascii="Times New Roman" w:hAnsi="Times New Roman"/>
           <w:color w:val="FF0000"/>
           <w:sz w:val="24"/>
         </w:rPr>
-        <w:t>н</w:t>
+        <w:t xml:space="preserve"> </w:t>
+      </w:r>
+      <w:r>
+        <w:rPr>
+          <w:rFonts w:ascii="Times New Roman" w:hAnsi="Times New Roman"/>
+          <w:sz w:val="24"/>
+        </w:rPr>
+        <w:t xml:space="preserve">Сла́ва Отцю́, і Си́ну, і Свято́му Ду́хові, і ни́ні, і повсякча́с, і на ві́ки вікі́в. Амі́нь. Го́споди, поми́луй. </w:t>
       </w:r>
       <w:r>
         <w:rPr>
@@ -22648,60 +22652,6 @@
           <w:color w:val="FF0000"/>
           <w:sz w:val="24"/>
         </w:rPr>
-        <w:t>ик:</w:t>
-      </w:r>
-      <w:r>
-        <w:rPr>
-          <w:rFonts w:ascii="Times New Roman" w:hAnsi="Times New Roman"/>
-          <w:color w:val="FF0000"/>
-          <w:sz w:val="24"/>
-        </w:rPr>
-        <w:t xml:space="preserve"> </w:t>
-      </w:r>
-      <w:r>
-        <w:rPr>
-          <w:rFonts w:ascii="Times New Roman" w:hAnsi="Times New Roman"/>
-          <w:sz w:val="24"/>
-        </w:rPr>
-        <w:t>Сла́ва Тобі́, Хри́сте Бо́же, упова́ння на́ше, сла́ва Тобі́!</w:t>
-      </w:r>
-    </w:p>
-    <w:p>
-      <w:pPr>
-        <w:pStyle w:val="Normal"/>
-        <w:spacing w:after="120"/>
-      </w:pPr>
-      <w:r>
-        <w:rPr>
-          <w:rFonts w:ascii="Times New Roman" w:hAnsi="Times New Roman"/>
-          <w:i/>
-          <w:color w:val="FF0000"/>
-          <w:sz w:val="24"/>
-        </w:rPr>
-        <w:t>Вірні:</w:t>
-      </w:r>
-      <w:r>
-        <w:rPr>
-          <w:rFonts w:ascii="Times New Roman" w:hAnsi="Times New Roman"/>
-          <w:color w:val="FF0000"/>
-          <w:sz w:val="24"/>
-        </w:rPr>
-        <w:t xml:space="preserve"> </w:t>
-      </w:r>
-      <w:r>
-        <w:rPr>
-          <w:rFonts w:ascii="Times New Roman" w:hAnsi="Times New Roman"/>
-          <w:sz w:val="24"/>
-        </w:rPr>
-        <w:t xml:space="preserve">Сла́ва Отцю́, і Си́ну, і Свято́му Ду́хові, і ни́ні, і повсякча́с, і на ві́ки вікі́в. Амі́нь. Го́споди, поми́луй. </w:t>
-      </w:r>
-      <w:r>
-        <w:rPr>
-          <w:rFonts w:ascii="Times New Roman" w:hAnsi="Times New Roman"/>
-          <w:i/>
-          <w:color w:val="FF0000"/>
-          <w:sz w:val="24"/>
-        </w:rPr>
         <w:t>(3 р.)</w:t>
       </w:r>
       <w:r>
@@ -22715,82 +22665,38 @@
     <w:p>
       <w:pPr>
         <w:spacing w:after="120"/>
-        <w:jc w:val="both"/>
-        <w:rPr>
-          <w:rFonts w:ascii="Times New Roman" w:hAnsi="Times New Roman"/>
-          <w:sz w:val="24"/>
-          <w:szCs w:val="24"/>
-        </w:rPr>
-      </w:pPr>
-      <w:r>
-        <w:rPr>
-          <w:rFonts w:ascii="Times New Roman" w:hAnsi="Times New Roman"/>
-          <w:i/>
-          <w:color w:val="FF0000"/>
-          <w:sz w:val="24"/>
-          <w:szCs w:val="24"/>
-        </w:rPr>
-        <w:t>Священик:</w:t>
-      </w:r>
-      <w:r>
-        <w:rPr>
-          <w:rFonts w:ascii="Times New Roman" w:hAnsi="Times New Roman"/>
-          <w:color w:val="FF0000"/>
-          <w:sz w:val="24"/>
-          <w:szCs w:val="24"/>
-        </w:rPr>
-        <w:t xml:space="preserve"> </w:t>
-      </w:r>
-      <w:r>
-        <w:rPr>
-          <w:rFonts w:ascii="Times New Roman" w:hAnsi="Times New Roman"/>
-          <w:sz w:val="24"/>
-          <w:szCs w:val="24"/>
-        </w:rPr>
-        <w:t xml:space="preserve">Христос, істинний Бог наш, молитвами пречистої своєї Матері, силою чесного і животворного хреста, святих, славних і всехвальних </w:t>
-      </w:r>
-      <w:r>
-        <w:rPr>
-          <w:rFonts w:ascii="Times New Roman" w:hAnsi="Times New Roman"/>
-          <w:sz w:val="24"/>
-          <w:szCs w:val="24"/>
-        </w:rPr>
-        <w:t>апостолів, і святого (</w:t>
-      </w:r>
-      <w:r>
-        <w:rPr>
-          <w:rFonts w:ascii="Times New Roman" w:hAnsi="Times New Roman"/>
-          <w:i/>
-          <w:color w:val="FF0000"/>
-          <w:sz w:val="24"/>
-          <w:szCs w:val="24"/>
-        </w:rPr>
-        <w:t>ім'я, якого є храм</w:t>
-      </w:r>
-      <w:r>
-        <w:rPr>
-          <w:rFonts w:ascii="Times New Roman" w:hAnsi="Times New Roman"/>
-          <w:sz w:val="24"/>
-          <w:szCs w:val="24"/>
-        </w:rPr>
-        <w:t xml:space="preserve">), і святого отця нашого </w:t>
-      </w:r>
-      <w:r>
-        <w:rPr>
-          <w:rFonts w:ascii="Times New Roman" w:hAnsi="Times New Roman"/>
-          <w:color w:val="000000"/>
-          <w:sz w:val="24"/>
-          <w:szCs w:val="24"/>
-        </w:rPr>
-        <w:t>Павла, архиєпископа Царгородського, ісповідника</w:t>
-      </w:r>
-      <w:r>
-        <w:rPr>
-          <w:rFonts w:ascii="Times New Roman" w:hAnsi="Times New Roman"/>
-          <w:sz w:val="24"/>
-          <w:szCs w:val="24"/>
-        </w:rPr>
-        <w:t>, і всіх святих, помилує і спасе нас, як благий і людинолюбний.</w:t>
+      </w:pPr>
+      <w:r>
+        <w:rPr>
+          <w:rFonts w:ascii="Times New Roman" w:hAnsi="Times New Roman"/>
+          <w:i/>
+          <w:color w:val="FF4400"/>
+          <w:sz w:val="24"/>
+        </w:rPr>
+        <w:t>Священник:</w:t>
+      </w:r>
+      <w:r>
+        <w:rPr>
+          <w:rFonts w:ascii="Times New Roman" w:hAnsi="Times New Roman"/>
+          <w:sz w:val="24"/>
+        </w:rPr>
+        <w:t xml:space="preserve"> Христос, істинний Бог наш - молитвами пречистої Своєї Матері, силою чесного і животворчого хреста, заступництвом святих славних і всехвальних апостолів, і святого, </w:t>
+      </w:r>
+      <w:r>
+        <w:rPr>
+          <w:rFonts w:ascii="Times New Roman" w:hAnsi="Times New Roman"/>
+          <w:i/>
+          <w:color w:val="FF4400"/>
+          <w:sz w:val="24"/>
+        </w:rPr>
+        <w:t>якого є храм</w:t>
+      </w:r>
+      <w:r>
+        <w:rPr>
+          <w:rFonts w:ascii="Times New Roman" w:hAnsi="Times New Roman"/>
+          <w:sz w:val="24"/>
+        </w:rPr>
+        <w:t>, і святого Павла, архиєпископа Царгородського, ісповідника, і всіх святих - помилує і спасе нас як благий і людинолюбний.</w:t>
       </w:r>
     </w:p>
     <w:p>
@@ -26984,7 +26890,6 @@
           <w:i/>
           <w:color w:val="FF4400"/>
           <w:sz w:val="24"/>
-          <w:szCs w:val="24"/>
         </w:rPr>
         <w:t>Священник:</w:t>
       </w:r>
@@ -26992,17 +26897,8 @@
         <w:rPr>
           <w:rFonts w:ascii="Times New Roman" w:hAnsi="Times New Roman"/>
           <w:sz w:val="24"/>
-          <w:szCs w:val="24"/>
-        </w:rPr>
-        <w:t xml:space="preserve"> Бо Тобі належить усяка слава, честь і поклоніння, О</w:t>
-      </w:r>
-      <w:r>
-        <w:rPr>
-          <w:rFonts w:ascii="Times New Roman" w:hAnsi="Times New Roman"/>
-          <w:sz w:val="24"/>
-          <w:szCs w:val="24"/>
-        </w:rPr>
-        <w:t>тцю, і Сину, і Святому Духові, нині, і повсякчас, і на віки віків.</w:t>
+        </w:rPr>
+        <w:t xml:space="preserve"> Бо Тобі належить усяка слава, честь і поклоніння, Отцю, і Сину, і Святому Духові, нині, і повсякчас, і на віки віків.</w:t>
       </w:r>
     </w:p>
     <w:p>
@@ -27622,16 +27518,13 @@
           <w:i/>
           <w:color w:val="FF4400"/>
           <w:sz w:val="24"/>
-          <w:szCs w:val="24"/>
         </w:rPr>
         <w:t>Священник:</w:t>
       </w:r>
       <w:r>
         <w:rPr>
           <w:rFonts w:ascii="Times New Roman" w:hAnsi="Times New Roman"/>
-          <w:color w:val="000000"/>
-          <w:sz w:val="24"/>
-          <w:szCs w:val="24"/>
+          <w:sz w:val="24"/>
         </w:rPr>
         <w:t xml:space="preserve"> Бо Твоя є влада і Твоє є царство, і сила, і слава, Отця, і Сина, і Святого Духа, нині, і повсякчас, і на віки віків.</w:t>
       </w:r>
@@ -28008,16 +27901,13 @@
           <w:i/>
           <w:color w:val="FF4400"/>
           <w:sz w:val="24"/>
-          <w:szCs w:val="24"/>
         </w:rPr>
         <w:t>Священник:</w:t>
       </w:r>
       <w:r>
         <w:rPr>
           <w:rFonts w:ascii="Times New Roman" w:hAnsi="Times New Roman"/>
-          <w:color w:val="000000"/>
-          <w:sz w:val="24"/>
-          <w:szCs w:val="24"/>
+          <w:sz w:val="24"/>
         </w:rPr>
         <w:t xml:space="preserve"> Бо Ти благий і людинолюбний Бог – і Тобі славу возсилаємо, Отцю, і Сину, і Святому Духові, нині, і повсякчас, і на віки віків.</w:t>
       </w:r>
@@ -29475,36 +29365,17 @@
         <w:rPr>
           <w:rFonts w:ascii="Times New Roman" w:hAnsi="Times New Roman"/>
           <w:i/>
-          <w:color w:val="FF0000"/>
-          <w:sz w:val="24"/>
-          <w:szCs w:val="24"/>
-        </w:rPr>
-        <w:t xml:space="preserve">Священник: </w:t>
-      </w:r>
-      <w:r>
-        <w:rPr>
-          <w:rFonts w:ascii="Times New Roman" w:hAnsi="Times New Roman"/>
-          <w:color w:val="000000"/>
-          <w:sz w:val="24"/>
-          <w:szCs w:val="24"/>
-        </w:rPr>
-        <w:t>Бо Ти Бог наш і Тобі славу возсилаємо: Отцю, і Сину, і Святому Духові</w:t>
-      </w:r>
-      <w:r>
-        <w:rPr>
-          <w:rFonts w:ascii="Times New Roman" w:hAnsi="Times New Roman"/>
-          <w:sz w:val="24"/>
-          <w:szCs w:val="24"/>
-        </w:rPr>
-        <w:t>, нині, і повс</w:t>
-      </w:r>
-      <w:r>
-        <w:rPr>
-          <w:rFonts w:ascii="Times New Roman" w:hAnsi="Times New Roman"/>
-          <w:sz w:val="24"/>
-          <w:szCs w:val="24"/>
-        </w:rPr>
-        <w:t>якчас, і на віки віків.</w:t>
+          <w:color w:val="FF4400"/>
+          <w:sz w:val="24"/>
+        </w:rPr>
+        <w:t>Священник:</w:t>
+      </w:r>
+      <w:r>
+        <w:rPr>
+          <w:rFonts w:ascii="Times New Roman" w:hAnsi="Times New Roman"/>
+          <w:sz w:val="24"/>
+        </w:rPr>
+        <w:t xml:space="preserve"> Бо Ти Бог наш і Тобі славу возсилаємо: Отцю, і Сину, і Святому Духові, нині, і повсякчас, і на віки віків.</w:t>
       </w:r>
     </w:p>
     <w:p>
@@ -30579,28 +30450,17 @@
         <w:rPr>
           <w:rFonts w:ascii="Times New Roman" w:hAnsi="Times New Roman"/>
           <w:i/>
-          <w:color w:val="FF0000"/>
-          <w:sz w:val="24"/>
-          <w:szCs w:val="24"/>
-        </w:rPr>
-        <w:t xml:space="preserve">Священник: </w:t>
-      </w:r>
-      <w:r>
-        <w:rPr>
-          <w:rFonts w:ascii="Times New Roman" w:hAnsi="Times New Roman"/>
-          <w:color w:val="000000"/>
-          <w:sz w:val="24"/>
-          <w:szCs w:val="24"/>
-        </w:rPr>
-        <w:t>Бо Ти цар миру і Спас душ наших – і Тобі славу возсилаємо, Отцю, і Сину, і Святому Духові</w:t>
-      </w:r>
-      <w:r>
-        <w:rPr>
-          <w:rFonts w:ascii="Times New Roman" w:hAnsi="Times New Roman"/>
-          <w:sz w:val="24"/>
-          <w:szCs w:val="24"/>
-        </w:rPr>
-        <w:t>, нині, і повсякчас, і на віки віків.</w:t>
+          <w:color w:val="FF4400"/>
+          <w:sz w:val="24"/>
+        </w:rPr>
+        <w:t>Священник:</w:t>
+      </w:r>
+      <w:r>
+        <w:rPr>
+          <w:rFonts w:ascii="Times New Roman" w:hAnsi="Times New Roman"/>
+          <w:sz w:val="24"/>
+        </w:rPr>
+        <w:t xml:space="preserve"> Бо Ти цар миру і Спас душ наших – і Тобі славу возсилаємо, Отцю, і Сину, і Святому Духові, нині, і повсякчас, і на віки віків.</w:t>
       </w:r>
     </w:p>
     <w:p>
@@ -34204,44 +34064,15 @@
           <w:i/>
           <w:color w:val="FF4400"/>
           <w:sz w:val="24"/>
-          <w:szCs w:val="24"/>
-        </w:rPr>
-        <w:t xml:space="preserve">Священник: </w:t>
-      </w:r>
-      <w:r>
-        <w:rPr>
-          <w:rFonts w:ascii="Times New Roman" w:hAnsi="Times New Roman"/>
-          <w:color w:val="000000"/>
-          <w:sz w:val="24"/>
-          <w:szCs w:val="24"/>
-        </w:rPr>
-        <w:t>Бо до Тебе належить м</w:t>
-      </w:r>
-      <w:r>
-        <w:rPr>
-          <w:rFonts w:ascii="Times New Roman" w:hAnsi="Times New Roman"/>
-          <w:color w:val="000000"/>
-          <w:sz w:val="24"/>
-          <w:szCs w:val="24"/>
-        </w:rPr>
-        <w:t xml:space="preserve">илувати і спасати нас, Боже наш, і Тобі славу </w:t>
-      </w:r>
-      <w:r>
-        <w:rPr>
-          <w:rFonts w:ascii="Times New Roman" w:hAnsi="Times New Roman"/>
-          <w:sz w:val="24"/>
-          <w:szCs w:val="24"/>
-        </w:rPr>
-        <w:t>возсилаємо</w:t>
-      </w:r>
-      <w:r>
-        <w:rPr>
-          <w:rFonts w:ascii="Times New Roman" w:hAnsi="Times New Roman"/>
-          <w:color w:val="000000"/>
-          <w:sz w:val="24"/>
-          <w:szCs w:val="24"/>
-        </w:rPr>
-        <w:t>, Отцю, і Сину, і Святому Духові, нині, і повсякчас, і на віки віків.</w:t>
+        </w:rPr>
+        <w:t>Священник:</w:t>
+      </w:r>
+      <w:r>
+        <w:rPr>
+          <w:rFonts w:ascii="Times New Roman" w:hAnsi="Times New Roman"/>
+          <w:sz w:val="24"/>
+        </w:rPr>
+        <w:t xml:space="preserve"> Бо до Тебе належить милувати і спасати нас, Боже наш, і Тобі славу возсилаємо, Отцю, і Сину, і Святому Духові, нині, і повсякчас, і на віки віків.</w:t>
       </w:r>
     </w:p>
     <w:p>
@@ -36299,9 +36130,8 @@
         <w:rPr>
           <w:rFonts w:ascii="Times New Roman" w:hAnsi="Times New Roman"/>
           <w:i/>
-          <w:color w:val="FF0000"/>
-          <w:sz w:val="24"/>
-          <w:szCs w:val="24"/>
+          <w:color w:val="FF4400"/>
+          <w:sz w:val="24"/>
         </w:rPr>
         <w:t>Священник:</w:t>
       </w:r>
@@ -36309,17 +36139,8 @@
         <w:rPr>
           <w:rFonts w:ascii="Times New Roman" w:hAnsi="Times New Roman"/>
           <w:sz w:val="24"/>
-          <w:szCs w:val="24"/>
-        </w:rPr>
-        <w:t xml:space="preserve"> Бо Твоє є царство, і сила, і слава, Отця, і Сина, і Свя</w:t>
-      </w:r>
-      <w:r>
-        <w:rPr>
-          <w:rFonts w:ascii="Times New Roman" w:hAnsi="Times New Roman"/>
-          <w:sz w:val="24"/>
-          <w:szCs w:val="24"/>
-        </w:rPr>
-        <w:t>того Духа, нині, і повсякчас, і на віки віків.</w:t>
+        </w:rPr>
+        <w:t xml:space="preserve"> Бо Твоє є царство, і сила, і слава, Отця, і Сина, і Святого Духа, нині, і повсякчас, і на віки віків.</w:t>
       </w:r>
     </w:p>
     <w:p>
@@ -36822,25 +36643,15 @@
           <w:i/>
           <w:color w:val="FF4400"/>
           <w:sz w:val="24"/>
-          <w:szCs w:val="24"/>
-        </w:rPr>
-        <w:t xml:space="preserve">Священник: </w:t>
-      </w:r>
-      <w:r>
-        <w:rPr>
-          <w:rFonts w:ascii="Times New Roman" w:hAnsi="Times New Roman"/>
-          <w:sz w:val="24"/>
-          <w:szCs w:val="24"/>
-        </w:rPr>
-        <w:t>Бо милостивий і людинолюбний Бог єси, і Тобі славу возс</w:t>
-      </w:r>
-      <w:r>
-        <w:rPr>
-          <w:rFonts w:ascii="Times New Roman" w:hAnsi="Times New Roman"/>
-          <w:sz w:val="24"/>
-          <w:szCs w:val="24"/>
-        </w:rPr>
-        <w:t>илаємо, Отцю, і Сину, і Святому Духові, нині, і повсякчас, і на віки віків.</w:t>
+        </w:rPr>
+        <w:t>Священник:</w:t>
+      </w:r>
+      <w:r>
+        <w:rPr>
+          <w:rFonts w:ascii="Times New Roman" w:hAnsi="Times New Roman"/>
+          <w:sz w:val="24"/>
+        </w:rPr>
+        <w:t xml:space="preserve"> Бо милостивий і людинолюбний Бог єси, і Тобі славу возсилаємо, Отцю, і Сину, і Святому Духові, нині, і повсякчас, і на віки віків.</w:t>
       </w:r>
     </w:p>
     <w:p>
@@ -36961,19 +36772,47 @@
         <w:rPr>
           <w:rFonts w:ascii="Times New Roman" w:hAnsi="Times New Roman"/>
           <w:i/>
+          <w:color w:val="FF4400"/>
+          <w:sz w:val="24"/>
+        </w:rPr>
+        <w:t>Священник:</w:t>
+      </w:r>
+      <w:r>
+        <w:rPr>
+          <w:rFonts w:ascii="Times New Roman" w:hAnsi="Times New Roman"/>
+          <w:sz w:val="24"/>
+        </w:rPr>
+        <w:t xml:space="preserve"> Сла́ва Тобі́, Хри́сте Бо́же, упова́ння на́ше, сла́ва Тобі́!</w:t>
+      </w:r>
+    </w:p>
+    <w:p>
+      <w:pPr>
+        <w:pStyle w:val="Normal"/>
+        <w:spacing w:after="120"/>
+      </w:pPr>
+      <w:r>
+        <w:rPr>
+          <w:rFonts w:ascii="Times New Roman" w:hAnsi="Times New Roman"/>
+          <w:i/>
           <w:color w:val="FF0000"/>
           <w:sz w:val="24"/>
         </w:rPr>
-        <w:t>Священ</w:t>
-      </w:r>
-      <w:r>
-        <w:rPr>
-          <w:rFonts w:ascii="Times New Roman" w:hAnsi="Times New Roman"/>
-          <w:i/>
+        <w:t>Вірні:</w:t>
+      </w:r>
+      <w:r>
+        <w:rPr>
+          <w:rFonts w:ascii="Times New Roman" w:hAnsi="Times New Roman"/>
           <w:color w:val="FF0000"/>
           <w:sz w:val="24"/>
         </w:rPr>
-        <w:t>н</w:t>
+        <w:t xml:space="preserve"> </w:t>
+      </w:r>
+      <w:r>
+        <w:rPr>
+          <w:rFonts w:ascii="Times New Roman" w:hAnsi="Times New Roman"/>
+          <w:sz w:val="24"/>
+        </w:rPr>
+        <w:t xml:space="preserve">Сла́ва Отцю́, і Си́ну, і Свято́му Ду́хові, і ни́ні, і повсякча́с, і на ві́ки вікі́в. Амі́нь. Го́споди, поми́луй. </w:t>
       </w:r>
       <w:r>
         <w:rPr>
@@ -36982,60 +36821,6 @@
           <w:color w:val="FF0000"/>
           <w:sz w:val="24"/>
         </w:rPr>
-        <w:t>ик:</w:t>
-      </w:r>
-      <w:r>
-        <w:rPr>
-          <w:rFonts w:ascii="Times New Roman" w:hAnsi="Times New Roman"/>
-          <w:color w:val="FF0000"/>
-          <w:sz w:val="24"/>
-        </w:rPr>
-        <w:t xml:space="preserve"> </w:t>
-      </w:r>
-      <w:r>
-        <w:rPr>
-          <w:rFonts w:ascii="Times New Roman" w:hAnsi="Times New Roman"/>
-          <w:sz w:val="24"/>
-        </w:rPr>
-        <w:t>Сла́ва Тобі́, Хри́сте Бо́же, упова́ння на́ше, сла́ва Тобі́!</w:t>
-      </w:r>
-    </w:p>
-    <w:p>
-      <w:pPr>
-        <w:pStyle w:val="Normal"/>
-        <w:spacing w:after="120"/>
-      </w:pPr>
-      <w:r>
-        <w:rPr>
-          <w:rFonts w:ascii="Times New Roman" w:hAnsi="Times New Roman"/>
-          <w:i/>
-          <w:color w:val="FF0000"/>
-          <w:sz w:val="24"/>
-        </w:rPr>
-        <w:t>Вірні:</w:t>
-      </w:r>
-      <w:r>
-        <w:rPr>
-          <w:rFonts w:ascii="Times New Roman" w:hAnsi="Times New Roman"/>
-          <w:color w:val="FF0000"/>
-          <w:sz w:val="24"/>
-        </w:rPr>
-        <w:t xml:space="preserve"> </w:t>
-      </w:r>
-      <w:r>
-        <w:rPr>
-          <w:rFonts w:ascii="Times New Roman" w:hAnsi="Times New Roman"/>
-          <w:sz w:val="24"/>
-        </w:rPr>
-        <w:t xml:space="preserve">Сла́ва Отцю́, і Си́ну, і Свято́му Ду́хові, і ни́ні, і повсякча́с, і на ві́ки вікі́в. Амі́нь. Го́споди, поми́луй. </w:t>
-      </w:r>
-      <w:r>
-        <w:rPr>
-          <w:rFonts w:ascii="Times New Roman" w:hAnsi="Times New Roman"/>
-          <w:i/>
-          <w:color w:val="FF0000"/>
-          <w:sz w:val="24"/>
-        </w:rPr>
         <w:t>(3 р.)</w:t>
       </w:r>
       <w:r>
@@ -37049,82 +36834,38 @@
     <w:p>
       <w:pPr>
         <w:spacing w:after="120"/>
-        <w:jc w:val="both"/>
-        <w:rPr>
-          <w:rFonts w:ascii="Times New Roman" w:hAnsi="Times New Roman"/>
-          <w:sz w:val="24"/>
-          <w:szCs w:val="24"/>
-        </w:rPr>
-      </w:pPr>
-      <w:r>
-        <w:rPr>
-          <w:rFonts w:ascii="Times New Roman" w:hAnsi="Times New Roman"/>
-          <w:i/>
-          <w:color w:val="FF0000"/>
-          <w:sz w:val="24"/>
-          <w:szCs w:val="24"/>
-        </w:rPr>
-        <w:t>Священик:</w:t>
-      </w:r>
-      <w:r>
-        <w:rPr>
-          <w:rFonts w:ascii="Times New Roman" w:hAnsi="Times New Roman"/>
-          <w:color w:val="FF0000"/>
-          <w:sz w:val="24"/>
-          <w:szCs w:val="24"/>
-        </w:rPr>
-        <w:t xml:space="preserve"> </w:t>
-      </w:r>
-      <w:r>
-        <w:rPr>
-          <w:rFonts w:ascii="Times New Roman" w:hAnsi="Times New Roman"/>
-          <w:sz w:val="24"/>
-          <w:szCs w:val="24"/>
-        </w:rPr>
-        <w:t>Христос, істинний Бог наш, молитвами пречистої своєї Матері, силою чесного і животворного хреста, святих, славних і всехвальних апостолів, і святого (</w:t>
-      </w:r>
-      <w:r>
-        <w:rPr>
-          <w:rFonts w:ascii="Times New Roman" w:hAnsi="Times New Roman"/>
-          <w:i/>
-          <w:color w:val="FF0000"/>
-          <w:sz w:val="24"/>
-          <w:szCs w:val="24"/>
-        </w:rPr>
-        <w:t>ім'я, якого є храм</w:t>
-      </w:r>
-      <w:r>
-        <w:rPr>
-          <w:rFonts w:ascii="Times New Roman" w:hAnsi="Times New Roman"/>
-          <w:sz w:val="24"/>
-          <w:szCs w:val="24"/>
-        </w:rPr>
-        <w:t xml:space="preserve">), і святого отця нашого </w:t>
-      </w:r>
-      <w:r>
-        <w:rPr>
-          <w:rFonts w:ascii="Times New Roman" w:hAnsi="Times New Roman"/>
-          <w:color w:val="000000"/>
-          <w:sz w:val="24"/>
-          <w:szCs w:val="24"/>
-        </w:rPr>
-        <w:t>Павла, архиєпископа Царгородського, ісповідника</w:t>
-      </w:r>
-      <w:r>
-        <w:rPr>
-          <w:rFonts w:ascii="Times New Roman" w:hAnsi="Times New Roman"/>
-          <w:sz w:val="24"/>
-          <w:szCs w:val="24"/>
-        </w:rPr>
-        <w:t>, і всіх святих,</w:t>
-      </w:r>
-      <w:r>
-        <w:rPr>
-          <w:rFonts w:ascii="Times New Roman" w:hAnsi="Times New Roman"/>
-          <w:sz w:val="24"/>
-          <w:szCs w:val="24"/>
-        </w:rPr>
-        <w:t xml:space="preserve"> помилує і спасе нас, як благий і людинолюбний.</w:t>
+      </w:pPr>
+      <w:r>
+        <w:rPr>
+          <w:rFonts w:ascii="Times New Roman" w:hAnsi="Times New Roman"/>
+          <w:i/>
+          <w:color w:val="FF4400"/>
+          <w:sz w:val="24"/>
+        </w:rPr>
+        <w:t>Священник:</w:t>
+      </w:r>
+      <w:r>
+        <w:rPr>
+          <w:rFonts w:ascii="Times New Roman" w:hAnsi="Times New Roman"/>
+          <w:sz w:val="24"/>
+        </w:rPr>
+        <w:t xml:space="preserve"> Христос, істинний Бог наш - молитвами пречистої Своєї Матері, силою чесного і животворчого хреста, заступництвом святих славних і всехвальних апостолів, і святого, </w:t>
+      </w:r>
+      <w:r>
+        <w:rPr>
+          <w:rFonts w:ascii="Times New Roman" w:hAnsi="Times New Roman"/>
+          <w:i/>
+          <w:color w:val="FF4400"/>
+          <w:sz w:val="24"/>
+        </w:rPr>
+        <w:t>якого є храм</w:t>
+      </w:r>
+      <w:r>
+        <w:rPr>
+          <w:rFonts w:ascii="Times New Roman" w:hAnsi="Times New Roman"/>
+          <w:sz w:val="24"/>
+        </w:rPr>
+        <w:t>, і святого Павла, архиєпископа Царгородського, ісповідника, і всіх святих - помилує і спасе нас як благий і людинолюбний.</w:t>
       </w:r>
     </w:p>
     <w:p>
